--- a/en/scientists/CV/Word/Sirajov_Bakhtiyar_CV_EN.docx
+++ b/en/scientists/CV/Word/Sirajov_Bakhtiyar_CV_EN.docx
@@ -377,7 +377,7 @@
           <w:sz w:val="21"/>
           <w:szCs w:val="21"/>
         </w:rPr>
-        <w:t>Bakhtiyar Sirajov worked at the International Atomic Energy Agency (IAEA) in Vienna from July 1995 until his retirement in November 2021. He was Team Leader of the Application Development Team from 2006 to 2021 and Section Head of the Application Development Section in 2020–2021, both at P5 grade. He holds a PhD in physics and mathematics. Postgraduate study is recorded as 1979–1986 at the Computer Center of the USSR Academy of Sciences in Moscow. The employment record states that the dissertation was submitted in 1990. He also worked at I-NET GmbH in Vienna and at the Institute of Cybernetics of the Azerbaijan Academy of Sciences.</w:t>
+        <w:t>Bakhtiyar Sirajov worked at the International Atomic Energy Agency (IAEA) in Vienna from July 1995 until his retirement in November 2021. He was Team Leader of the Application Development Team from 2006 to 2021 and Section Head of the Application Development Section in 2020–2021, both at P5 grade. He holds a PhD in physics and mathematics. Postgraduate study is recorded as 1979–1986 at the Computer Center of the USSR Academy of Sciences in Moscow. Dissertation submitted in 1990. He also worked at I-NET GmbH in Vienna and at the Institute of Cybernetics of the Azerbaijan Academy of Sciences.</w:t>
       </w:r>
     </w:p>
     <w:p>
@@ -631,7 +631,7 @@
                 <w:sz w:val="21"/>
                 <w:szCs w:val="21"/>
               </w:rPr>
-              <w:t>Physics and mathematics. The employment record states that the dissertation was submitted in 1990. Seven published papers and conference participation are mentioned, without titles.</w:t>
+              <w:t>Physics and mathematics. Dissertation submitted in 1990. Seven published papers and conference participation are mentioned.</w:t>
             </w:r>
           </w:p>
         </w:tc>
